--- a/docs/NEED2DONE_LAUNCH/02_LEGAL_POLICIES_&_COMPLIANCE/05_Partner_Agreement.docx
+++ b/docs/NEED2DONE_LAUNCH/02_LEGAL_POLICIES_&_COMPLIANCE/05_Partner_Agreement.docx
@@ -97,14 +97,14 @@
           <w:color w:val="1E293B"/>
           <w:sz w:val="21"/>
         </w:rPr>
-        <w:t>Relationship:</w:t>
+        <w:t>Principal-to-Principal Basis:</w:t>
       </w:r>
       <w:r>
         <w:rPr>
           <w:color w:val="1E293B"/>
           <w:sz w:val="21"/>
         </w:rPr>
-        <w:t xml:space="preserve"> This Agreement establishes a contractual business relationship between </w:t>
+        <w:t xml:space="preserve"> This Agreement governs the contractual business relationship between </w:t>
       </w:r>
       <w:r>
         <w:rPr>
@@ -134,7 +134,7 @@
           <w:color w:val="1E293B"/>
           <w:sz w:val="21"/>
         </w:rPr>
-        <w:t xml:space="preserve">. The Partner acknowledges and agrees that they are an independent contractor and </w:t>
+        <w:t xml:space="preserve">. The Partner agrees that they act solely as an independent service provider and </w:t>
       </w:r>
       <w:r>
         <w:rPr>
@@ -149,7 +149,7 @@
           <w:color w:val="1E293B"/>
           <w:sz w:val="21"/>
         </w:rPr>
-        <w:t xml:space="preserve"> an employee, agent, joint venturer, or partner of Need2Done.</w:t>
+        <w:t xml:space="preserve"> as an employee, worker, agent, or legal partner of Need2Done.</w:t>
       </w:r>
     </w:p>
     <w:p>
@@ -169,14 +169,14 @@
           <w:color w:val="1E293B"/>
           <w:sz w:val="21"/>
         </w:rPr>
-        <w:t>Flexibility:</w:t>
+        <w:t>Work Autonomy:</w:t>
       </w:r>
       <w:r>
         <w:rPr>
           <w:color w:val="1E293B"/>
           <w:sz w:val="21"/>
         </w:rPr>
-        <w:t xml:space="preserve"> Partners maintain sole autonomy to log online/offline, accept or decline task requests, and choose their working hours.</w:t>
+        <w:t xml:space="preserve"> Partners maintain complete independence regarding when to log online, which tasks to accept or decline, and their working schedule.</w:t>
       </w:r>
     </w:p>
     <w:p>
@@ -200,7 +200,7 @@
           <w:color w:val="022B5E"/>
           <w:sz w:val="28"/>
         </w:rPr>
-        <w:t>2. Onboarding &amp; KYC Requirements</w:t>
+        <w:t>2. Mandatory Partner KYC &amp; Documentation</w:t>
       </w:r>
     </w:p>
     <w:p>
@@ -212,7 +212,7 @@
           <w:color w:val="1E293B"/>
           <w:sz w:val="21"/>
         </w:rPr>
-        <w:t>Prior to activation, each Partner must furnish valid, unexpired credentials:</w:t>
+        <w:t>Prior to account activation and dispatch eligibility, every Partner must submit:</w:t>
       </w:r>
     </w:p>
     <w:p>
@@ -225,7 +225,7 @@
           <w:color w:val="1E293B"/>
           <w:sz w:val="21"/>
         </w:rPr>
-        <w:t>Government Photo Identity Proof (Aadhaar Card, PAN Card).</w:t>
+        <w:t>Government Photo ID Proof (Aadhaar Card, PAN Card).</w:t>
       </w:r>
     </w:p>
     <w:p>
@@ -238,7 +238,7 @@
           <w:color w:val="1E293B"/>
           <w:sz w:val="21"/>
         </w:rPr>
-        <w:t>Valid Motor Vehicle Driving License (for delivery/ride tasks).</w:t>
+        <w:t>Valid Motor Vehicle Driving License (for delivery runner &amp; ride tasks).</w:t>
       </w:r>
     </w:p>
     <w:p>
@@ -251,7 +251,7 @@
           <w:color w:val="1E293B"/>
           <w:sz w:val="21"/>
         </w:rPr>
-        <w:t>Vehicle Registration Certificate (RC) and valid Insurance (for vehicle owners).</w:t>
+        <w:t>Vehicle Registration Certificate (RC) and valid Insurance (for vehicle runners).</w:t>
       </w:r>
     </w:p>
     <w:p>
@@ -264,7 +264,20 @@
           <w:color w:val="1E293B"/>
           <w:sz w:val="21"/>
         </w:rPr>
-        <w:t>Active Bank Account / UPI VPA in Partner's legal name for payouts.</w:t>
+        <w:t>Background &amp; Identity verification clearance.</w:t>
+      </w:r>
+    </w:p>
+    <w:p>
+      <w:pPr>
+        <w:pStyle w:val="ListBullet"/>
+        <w:spacing w:after="60" w:line="276" w:lineRule="auto"/>
+      </w:pPr>
+      <w:r>
+        <w:rPr>
+          <w:color w:val="1E293B"/>
+          <w:sz w:val="21"/>
+        </w:rPr>
+        <w:t>Active Bank Account / UPI VPA in the Partner's legal name for direct payout disbursements.</w:t>
       </w:r>
     </w:p>
     <w:p>
@@ -288,7 +301,7 @@
           <w:color w:val="022B5E"/>
           <w:sz w:val="28"/>
         </w:rPr>
-        <w:t>3. Payouts, Commissions &amp; Incentive Structure</w:t>
+        <w:t>3. Payouts, Commissions &amp; Service Fees</w:t>
       </w:r>
     </w:p>
     <w:p>
@@ -308,14 +321,14 @@
           <w:color w:val="1E293B"/>
           <w:sz w:val="21"/>
         </w:rPr>
-        <w:t>Fare Split:</w:t>
+        <w:t>Earnings:</w:t>
       </w:r>
       <w:r>
         <w:rPr>
           <w:color w:val="1E293B"/>
           <w:sz w:val="21"/>
         </w:rPr>
-        <w:t xml:space="preserve"> The Partner earns task fees, distance charges, and delivery base fares as defined in the Partner rate card, minus the agreed Need2Done platform commission fee.</w:t>
+        <w:t xml:space="preserve"> Partners receive the task fee, hourly charge, distance rate, and customer tips as defined in the platform rate schedule, minus the applicable Need2Done platform service fee.</w:t>
       </w:r>
     </w:p>
     <w:p>
@@ -335,14 +348,14 @@
           <w:color w:val="1E293B"/>
           <w:sz w:val="21"/>
         </w:rPr>
-        <w:t>Payout Frequency:</w:t>
+        <w:t>Settlement Schedule:</w:t>
       </w:r>
       <w:r>
         <w:rPr>
           <w:color w:val="1E293B"/>
           <w:sz w:val="21"/>
         </w:rPr>
-        <w:t xml:space="preserve"> Partner earnings are tallied and settled on a weekly / bi-weekly cycle directly into the registered bank account/UPI ID, subject to minimum payout thresholds.</w:t>
+        <w:t xml:space="preserve"> Partner earnings are aggregated and transferred on a weekly / bi-weekly cycle directly into the registered bank account or UPI ID.</w:t>
       </w:r>
     </w:p>
     <w:p>
@@ -362,14 +375,14 @@
           <w:color w:val="1E293B"/>
           <w:sz w:val="21"/>
         </w:rPr>
-        <w:t>Withholding / Penalties:</w:t>
+        <w:t>Withholding &amp; Deductions:</w:t>
       </w:r>
       <w:r>
         <w:rPr>
           <w:color w:val="1E293B"/>
           <w:sz w:val="21"/>
         </w:rPr>
-        <w:t xml:space="preserve"> Need2Done reserves the right to withhold payouts in cases of proven fraud, customer theft, unauthorized task cancellation after receiving cash, or willful package damage.</w:t>
+        <w:t xml:space="preserve"> Need2Done reserves the right to withhold earnings in cases of confirmed fraud, customer cash misappropriation, unverified OTP submissions, or intentional parcel damage.</w:t>
       </w:r>
     </w:p>
     <w:p>
@@ -393,7 +406,7 @@
           <w:color w:val="022B5E"/>
           <w:sz w:val="28"/>
         </w:rPr>
-        <w:t>4. Code of Conduct &amp; Operational Standards by Vertical</w:t>
+        <w:t>4. Professional Standards &amp; Operational Conduct</w:t>
       </w:r>
     </w:p>
     <w:p>
@@ -406,7 +419,7 @@
           <w:color w:val="FF7D00"/>
           <w:sz w:val="24"/>
         </w:rPr>
-        <w:t>A. Home Services Professionals</w:t>
+        <w:t>A. Home Services Helpers</w:t>
       </w:r>
     </w:p>
     <w:p>
@@ -419,21 +432,7 @@
           <w:color w:val="1E293B"/>
           <w:sz w:val="21"/>
         </w:rPr>
-      </w:r>
-      <w:r>
-        <w:rPr>
-          <w:b/>
-          <w:color w:val="1E293B"/>
-          <w:sz w:val="21"/>
-        </w:rPr>
-        <w:t>In-Home Etiquette:</w:t>
-      </w:r>
-      <w:r>
-        <w:rPr>
-          <w:color w:val="1E293B"/>
-          <w:sz w:val="21"/>
-        </w:rPr>
-        <w:t xml:space="preserve"> Maintain utmost dignity, polite communication, and cleanliness while inside customer residences. Do not enter unauthorized rooms.</w:t>
+        <w:t>Treat customer homes with utmost care, respect, and hygiene.</w:t>
       </w:r>
     </w:p>
     <w:p>
@@ -446,21 +445,7 @@
           <w:color w:val="1E293B"/>
           <w:sz w:val="21"/>
         </w:rPr>
-      </w:r>
-      <w:r>
-        <w:rPr>
-          <w:b/>
-          <w:color w:val="1E293B"/>
-          <w:sz w:val="21"/>
-        </w:rPr>
-        <w:t>Service Quality:</w:t>
-      </w:r>
-      <w:r>
-        <w:rPr>
-          <w:color w:val="1E293B"/>
-          <w:sz w:val="21"/>
-        </w:rPr>
-        <w:t xml:space="preserve"> Complete all task checklists (cleaning, scrubbing, dishwashing, laundry) to high standard within the booked duration.</w:t>
+        <w:t>Complete all cleaning, scrubbing, dishwashing, and chore tasks thoroughly within the booked duration.</w:t>
       </w:r>
     </w:p>
     <w:p>
@@ -473,21 +458,7 @@
           <w:color w:val="1E293B"/>
           <w:sz w:val="21"/>
         </w:rPr>
-      </w:r>
-      <w:r>
-        <w:rPr>
-          <w:b/>
-          <w:color w:val="1E293B"/>
-          <w:sz w:val="21"/>
-        </w:rPr>
-        <w:t>Safety &amp; Verification:</w:t>
-      </w:r>
-      <w:r>
-        <w:rPr>
-          <w:color w:val="1E293B"/>
-          <w:sz w:val="21"/>
-        </w:rPr>
-        <w:t xml:space="preserve"> Wear Need2Done identification badge where issued; verify booking details before commencing service.</w:t>
+        <w:t>Never enter unauthorized rooms or solicit off-platform cash bookings.</w:t>
       </w:r>
     </w:p>
     <w:p>
@@ -500,7 +471,7 @@
           <w:color w:val="FF7D00"/>
           <w:sz w:val="24"/>
         </w:rPr>
-        <w:t>B. Medicine &amp; Custom Work Delivery Runners</w:t>
+        <w:t>B. Delivery Runners (Medicine, Food, Grocery, Custom Work)</w:t>
       </w:r>
     </w:p>
     <w:p>
@@ -513,21 +484,7 @@
           <w:color w:val="1E293B"/>
           <w:sz w:val="21"/>
         </w:rPr>
-      </w:r>
-      <w:r>
-        <w:rPr>
-          <w:b/>
-          <w:color w:val="1E293B"/>
-          <w:sz w:val="21"/>
-        </w:rPr>
-        <w:t>Prescription &amp; Pharmacy Handling:</w:t>
-      </w:r>
-      <w:r>
-        <w:rPr>
-          <w:color w:val="1E293B"/>
-          <w:sz w:val="21"/>
-        </w:rPr>
-        <w:t xml:space="preserve"> Procure medicines strictly from the designated licensed chemist; inspect tamper-evident seals and pharmacy receipt.</w:t>
+        <w:t>Verify merchant receipts and inspect tamper seals (especially for medicine and food deliveries).</w:t>
       </w:r>
     </w:p>
     <w:p>
@@ -540,21 +497,7 @@
           <w:color w:val="1E293B"/>
           <w:sz w:val="21"/>
         </w:rPr>
-      </w:r>
-      <w:r>
-        <w:rPr>
-          <w:b/>
-          <w:color w:val="1E293B"/>
-          <w:sz w:val="21"/>
-        </w:rPr>
-        <w:t>OTP Verification:</w:t>
-      </w:r>
-      <w:r>
-        <w:rPr>
-          <w:color w:val="1E293B"/>
-          <w:sz w:val="21"/>
-        </w:rPr>
-        <w:t xml:space="preserve"> Partners MUST collect and verify the customer OTP upon completing pickup and delivery. Failure to verify OTP will invalidate task payment claims.</w:t>
+        <w:t>Mandatory OTP verification: Always obtain and confirm the customer OTP upon completing pickup and delivery.</w:t>
       </w:r>
     </w:p>
     <w:p>
@@ -567,48 +510,7 @@
           <w:color w:val="1E293B"/>
           <w:sz w:val="21"/>
         </w:rPr>
-      </w:r>
-      <w:r>
-        <w:rPr>
-          <w:b/>
-          <w:color w:val="1E293B"/>
-          <w:sz w:val="21"/>
-        </w:rPr>
-        <w:t>Customer Interaction:</w:t>
-      </w:r>
-      <w:r>
-        <w:rPr>
-          <w:color w:val="1E293B"/>
-          <w:sz w:val="21"/>
-        </w:rPr>
-        <w:t xml:space="preserve"> Partners must maintain polite, professional behavior. Verbal abuse, harassment, asking for unrecorded off-platform payments, or sharing customer phone numbers is strictly prohibited.</w:t>
-      </w:r>
-    </w:p>
-    <w:p>
-      <w:pPr>
-        <w:pStyle w:val="ListBullet"/>
-        <w:spacing w:after="60" w:line="276" w:lineRule="auto"/>
-      </w:pPr>
-      <w:r>
-        <w:rPr>
-          <w:color w:val="1E293B"/>
-          <w:sz w:val="21"/>
-        </w:rPr>
-      </w:r>
-      <w:r>
-        <w:rPr>
-          <w:b/>
-          <w:color w:val="1E293B"/>
-          <w:sz w:val="21"/>
-        </w:rPr>
-        <w:t>Safety &amp; Compliance:</w:t>
-      </w:r>
-      <w:r>
-        <w:rPr>
-          <w:color w:val="1E293B"/>
-          <w:sz w:val="21"/>
-        </w:rPr>
-        <w:t xml:space="preserve"> Partners must adhere to traffic laws, wear helmets, and avoid operating under the influence of alcohol or narcotics.</w:t>
+        <w:t>Adhere strictly to road safety regulations, speed limits, and traffic laws.</w:t>
       </w:r>
     </w:p>
     <w:p>
@@ -632,12 +534,24 @@
           <w:color w:val="022B5E"/>
           <w:sz w:val="28"/>
         </w:rPr>
-        <w:t>5. Non-Exclusivity &amp; Termination</w:t>
+        <w:t>5. Termination &amp; Deactivation</w:t>
       </w:r>
     </w:p>
     <w:p>
       <w:pPr>
-        <w:pStyle w:val="ListBullet"/>
+        <w:spacing w:after="120" w:line="276" w:lineRule="auto"/>
+      </w:pPr>
+      <w:r>
+        <w:rPr>
+          <w:color w:val="1E293B"/>
+          <w:sz w:val="21"/>
+        </w:rPr>
+        <w:t>Need2Done reserves the right to deactivate or permanently terminate Partner accounts for:</w:t>
+      </w:r>
+    </w:p>
+    <w:p>
+      <w:pPr>
+        <w:pStyle w:val="ListNumber"/>
         <w:spacing w:after="60" w:line="276" w:lineRule="auto"/>
       </w:pPr>
       <w:r>
@@ -645,12 +559,12 @@
           <w:color w:val="1E293B"/>
           <w:sz w:val="21"/>
         </w:rPr>
-        <w:t>This Agreement is non-exclusive; Partners are free to work with other platforms.</w:t>
+        <w:t>Customer rating falling below acceptable threshold (&lt; 3.8 / 5.0).</w:t>
       </w:r>
     </w:p>
     <w:p>
       <w:pPr>
-        <w:pStyle w:val="ListBullet"/>
+        <w:pStyle w:val="ListNumber"/>
         <w:spacing w:after="60" w:line="276" w:lineRule="auto"/>
       </w:pPr>
       <w:r>
@@ -658,38 +572,12 @@
           <w:color w:val="1E293B"/>
           <w:sz w:val="21"/>
         </w:rPr>
-        <w:t>Need2Done may deactivate or permanently terminate a Partner account for:</w:t>
+        <w:t>Refusal to verify OTP or unauthorized task abandonment.</w:t>
       </w:r>
     </w:p>
     <w:p>
       <w:pPr>
-        <w:pStyle w:val="ListBullet"/>
-        <w:spacing w:after="60" w:line="276" w:lineRule="auto"/>
-      </w:pPr>
-      <w:r>
-        <w:rPr>
-          <w:color w:val="1E293B"/>
-          <w:sz w:val="21"/>
-        </w:rPr>
-        <w:t>Low customer ratings (&lt; 3.8/5.0).</w:t>
-      </w:r>
-    </w:p>
-    <w:p>
-      <w:pPr>
-        <w:pStyle w:val="ListBullet"/>
-        <w:spacing w:after="60" w:line="276" w:lineRule="auto"/>
-      </w:pPr>
-      <w:r>
-        <w:rPr>
-          <w:color w:val="1E293B"/>
-          <w:sz w:val="21"/>
-        </w:rPr>
-        <w:t>Unexplained cancellations or non-delivery of accepted orders.</w:t>
-      </w:r>
-    </w:p>
-    <w:p>
-      <w:pPr>
-        <w:pStyle w:val="ListBullet"/>
+        <w:pStyle w:val="ListNumber"/>
         <w:spacing w:after="60" w:line="276" w:lineRule="auto"/>
       </w:pPr>
       <w:r>
@@ -702,7 +590,7 @@
     </w:p>
     <w:p>
       <w:pPr>
-        <w:pStyle w:val="ListBullet"/>
+        <w:pStyle w:val="ListNumber"/>
         <w:spacing w:after="60" w:line="276" w:lineRule="auto"/>
       </w:pPr>
       <w:r>
@@ -710,7 +598,7 @@
           <w:color w:val="1E293B"/>
           <w:sz w:val="21"/>
         </w:rPr>
-        <w:t>Fraudulent GPS spoofing or fake completion logs.</w:t>
+        <w:t>Misconduct, verbal abuse, harassment, or fraudulent GPS manipulation.</w:t>
       </w:r>
     </w:p>
     <w:sectPr>
